--- a/Fase 1/Evidencias Individuales/Concha_Alan_1.2_APT122_DiarioReflexionFase1.docx
+++ b/Fase 1/Evidencias Individuales/Concha_Alan_1.2_APT122_DiarioReflexionFase1.docx
@@ -1826,7 +1826,27 @@
                 <w:sz w:val="24"/>
                 <w:szCs w:val="24"/>
               </w:rPr>
-              <w:t>me gustaría desempeñarme en el área de ciberseguridad, trabajando en la protección de sistemas y datos, participando en auditorías de seguridad o en equipos de seguridad ofensiva/defensiva (red/pentesting).</w:t>
+              <w:t>me gustaría desempeñarme en el área de ciberseguridad, trabajando en la protección de sistemas y datos, participando en auditorías de seguridad o en equipos de seguridad ofensiva/defensiva (red/</w:t>
+            </w:r>
+            <w:proofErr w:type="spellStart"/>
+            <w:r>
+              <w:rPr>
+                <w:rFonts w:eastAsiaTheme="majorEastAsia"/>
+                <w:color w:val="767171" w:themeColor="background2" w:themeShade="80"/>
+                <w:sz w:val="24"/>
+                <w:szCs w:val="24"/>
+              </w:rPr>
+              <w:t>pentesting</w:t>
+            </w:r>
+            <w:proofErr w:type="spellEnd"/>
+            <w:r>
+              <w:rPr>
+                <w:rFonts w:eastAsiaTheme="majorEastAsia"/>
+                <w:color w:val="767171" w:themeColor="background2" w:themeShade="80"/>
+                <w:sz w:val="24"/>
+                <w:szCs w:val="24"/>
+              </w:rPr>
+              <w:t>).</w:t>
             </w:r>
           </w:p>
           <w:p>
@@ -8515,6 +8535,7 @@
   <w:style w:type="character" w:default="1" w:styleId="Fuentedeprrafopredeter">
     <w:name w:val="Default Paragraph Font"/>
     <w:uiPriority w:val="1"/>
+    <w:semiHidden/>
     <w:unhideWhenUsed/>
   </w:style>
   <w:style w:type="table" w:default="1" w:styleId="Tablanormal">
@@ -9767,12 +9788,9 @@
 </file>
 
 <file path=customXml/item2.xml><?xml version="1.0" encoding="utf-8"?>
-<?mso-contentType ?>
-<FormTemplates xmlns="http://schemas.microsoft.com/sharepoint/v3/contenttype/forms">
-  <Display>DocumentLibraryForm</Display>
-  <Edit>DocumentLibraryForm</Edit>
-  <New>DocumentLibraryForm</New>
-</FormTemplates>
+<p:properties xmlns:p="http://schemas.microsoft.com/office/2006/metadata/properties" xmlns:xsi="http://www.w3.org/2001/XMLSchema-instance" xmlns:pc="http://schemas.microsoft.com/office/infopath/2007/PartnerControls">
+  <documentManagement/>
+</p:properties>
 </file>
 
 <file path=customXml/item3.xml><?xml version="1.0" encoding="utf-8"?>
@@ -9908,9 +9926,12 @@
 </file>
 
 <file path=customXml/item4.xml><?xml version="1.0" encoding="utf-8"?>
-<p:properties xmlns:p="http://schemas.microsoft.com/office/2006/metadata/properties" xmlns:xsi="http://www.w3.org/2001/XMLSchema-instance" xmlns:pc="http://schemas.microsoft.com/office/infopath/2007/PartnerControls">
-  <documentManagement/>
-</p:properties>
+<?mso-contentType ?>
+<FormTemplates xmlns="http://schemas.microsoft.com/sharepoint/v3/contenttype/forms">
+  <Display>DocumentLibraryForm</Display>
+  <Edit>DocumentLibraryForm</Edit>
+  <New>DocumentLibraryForm</New>
+</FormTemplates>
 </file>
 
 <file path=customXml/itemProps1.xml><?xml version="1.0" encoding="utf-8"?>
@@ -9922,9 +9943,10 @@
 </file>
 
 <file path=customXml/itemProps2.xml><?xml version="1.0" encoding="utf-8"?>
-<ds:datastoreItem xmlns:ds="http://schemas.openxmlformats.org/officeDocument/2006/customXml" ds:itemID="{DABAA964-10BA-4DBC-ABF2-CDEAC0FAF7AA}">
+<ds:datastoreItem xmlns:ds="http://schemas.openxmlformats.org/officeDocument/2006/customXml" ds:itemID="{5F1783E3-BA1C-4CA3-8E32-C9B378BBED03}">
   <ds:schemaRefs>
-    <ds:schemaRef ds:uri="http://schemas.microsoft.com/sharepoint/v3/contenttype/forms"/>
+    <ds:schemaRef ds:uri="http://schemas.microsoft.com/office/2006/metadata/properties"/>
+    <ds:schemaRef ds:uri="http://schemas.microsoft.com/office/infopath/2007/PartnerControls"/>
   </ds:schemaRefs>
 </ds:datastoreItem>
 </file>
@@ -9948,10 +9970,9 @@
 </file>
 
 <file path=customXml/itemProps4.xml><?xml version="1.0" encoding="utf-8"?>
-<ds:datastoreItem xmlns:ds="http://schemas.openxmlformats.org/officeDocument/2006/customXml" ds:itemID="{5F1783E3-BA1C-4CA3-8E32-C9B378BBED03}">
+<ds:datastoreItem xmlns:ds="http://schemas.openxmlformats.org/officeDocument/2006/customXml" ds:itemID="{DABAA964-10BA-4DBC-ABF2-CDEAC0FAF7AA}">
   <ds:schemaRefs>
-    <ds:schemaRef ds:uri="http://schemas.microsoft.com/office/2006/metadata/properties"/>
-    <ds:schemaRef ds:uri="http://schemas.microsoft.com/office/infopath/2007/PartnerControls"/>
+    <ds:schemaRef ds:uri="http://schemas.microsoft.com/sharepoint/v3/contenttype/forms"/>
   </ds:schemaRefs>
 </ds:datastoreItem>
 </file>